--- a/00_제출/제출본/JB_LocalGuard_OS_기능명세서.docx
+++ b/00_제출/제출본/JB_LocalGuard_OS_기능명세서.docx
@@ -2,7 +2,7 @@
 <file path=word/document.xml><?xml version="1.0" encoding="utf-8"?>
 <w:document xmlns:w="http://schemas.openxmlformats.org/wordprocessingml/2006/main" xmlns:m="http://schemas.openxmlformats.org/officeDocument/2006/math" xmlns:r="http://schemas.openxmlformats.org/officeDocument/2006/relationships" xmlns:o="urn:schemas-microsoft-com:office:office" xmlns:v="urn:schemas-microsoft-com:vml" xmlns:w10="urn:schemas-microsoft-com:office:word" xmlns:a="http://schemas.openxmlformats.org/drawingml/2006/main" xmlns:pic="http://schemas.openxmlformats.org/drawingml/2006/picture" xmlns:wp="http://schemas.openxmlformats.org/drawingml/2006/wordprocessingDrawing">
   <w:body>
-    <w:bookmarkStart w:id="35" w:name="jb-localguard-os-기능명세서"/>
+    <w:bookmarkStart w:id="40" w:name="jb-localguard-os-기능명세서"/>
     <w:p>
       <w:pPr>
         <w:pStyle w:val="Heading1"/>
@@ -416,9 +416,9 @@
       <w:r>
         <w:drawing>
           <wp:inline>
-            <wp:extent cx="5334000" cy="5438882"/>
+            <wp:extent cx="5334000" cy="2007741"/>
             <wp:effectExtent b="0" l="0" r="0" t="0"/>
-            <wp:docPr descr="전체 시스템 아키텍처" title="" id="15" name="Picture"/>
+            <wp:docPr descr="시스템 구성도 (추상)" title="" id="15" name="Picture"/>
             <a:graphic>
               <a:graphicData uri="http://schemas.openxmlformats.org/drawingml/2006/picture">
                 <pic:pic>
@@ -437,7 +437,7 @@
                   <pic:spPr bwMode="auto">
                     <a:xfrm>
                       <a:off x="0" y="0"/>
-                      <a:ext cx="5334000" cy="5438882"/>
+                      <a:ext cx="5334000" cy="2007741"/>
                     </a:xfrm>
                     <a:prstGeom prst="rect">
                       <a:avLst/>
@@ -461,31 +461,52 @@
         <w:pStyle w:val="ImageCaption"/>
       </w:pPr>
       <w:r>
-        <w:t xml:space="preserve">전체 시스템 아키텍처</w:t>
+        <w:t xml:space="preserve">시스템 구성도 (추상)</w:t>
       </w:r>
     </w:p>
     <w:p>
       <w:pPr>
         <w:pStyle w:val="BlockText"/>
       </w:pPr>
-      <w:r>
-        <w:t xml:space="preserve">8개 계층: ① 사용자 → ② 운영 콘솔(4-zone) → ③ 케이스 런타임 → ④ 전문 에이전트 메시(14)·스킬(25) → ⑤</w:t>
-      </w:r>
-      <w:r>
-        <w:t xml:space="preserve"> </w:t>
-      </w:r>
       <w:r>
         <w:rPr>
           <w:b/>
           <w:bCs/>
         </w:rPr>
-        <w:t xml:space="preserve">데이터 거버넌스 게이트(차별점)</w:t>
+        <w:t xml:space="preserve">사용자 → 운영 콘솔(4-zone) → 케이스 런타임·오케스트레이터 → 전문 에이전트 14·스킬 25 → 데이터 거버넌스 게이트(★차별점) → 모델</w:t>
+      </w:r>
+      <w:r>
+        <w:t xml:space="preserve">(국내·온프레=원본 PII / 외부 LLM=토큰만). 에이전트는 근거 커넥터(플러그인/MCP 6)를 조회하고, 모든 판단·행동·반출은</w:t>
       </w:r>
       <w:r>
         <w:t xml:space="preserve"> </w:t>
       </w:r>
       <w:r>
-        <w:t xml:space="preserve">→ ⑥ 모델(온프레/외부) · ⑦ 근거 커넥터(플러그인 6) · ⑧ 기록·통제(Evidence·Approval·Audit). 편집 가능 원본:</w:t>
+        <w:rPr>
+          <w:b/>
+          <w:bCs/>
+        </w:rPr>
+        <w:t xml:space="preserve">기록·통제</w:t>
+      </w:r>
+      <w:r>
+        <w:t xml:space="preserve">(Evidence·Approval L0–L4·Audit 해시)에 남는다. 전 컴포넌트 전개도는</w:t>
+      </w:r>
+      <w:r>
+        <w:t xml:space="preserve"> </w:t>
+      </w:r>
+      <w:hyperlink w:anchor="e-상세-시스템-구성도-전-컴포넌트">
+        <w:r>
+          <w:rPr>
+            <w:rStyle w:val="Hyperlink"/>
+          </w:rPr>
+          <w:t xml:space="preserve">부록 E. 상세 시스템 구성도</w:t>
+        </w:r>
+      </w:hyperlink>
+      <w:r>
+        <w:t xml:space="preserve"> </w:t>
+      </w:r>
+      <w:r>
+        <w:t xml:space="preserve">참조. 편집 원본:</w:t>
       </w:r>
       <w:r>
         <w:t xml:space="preserve"> </w:t>
@@ -495,7 +516,7 @@
           <w:rPr>
             <w:rStyle w:val="VerbatimChar"/>
           </w:rPr>
-          <w:t xml:space="preserve">system-architecture.mmd</w:t>
+          <w:t xml:space="preserve">.mmd</w:t>
         </w:r>
       </w:hyperlink>
     </w:p>
@@ -1660,7 +1681,7 @@
       </w:r>
     </w:p>
     <w:bookmarkEnd w:id="26"/>
-    <w:bookmarkStart w:id="32" w:name="부록-appendix"/>
+    <w:bookmarkStart w:id="37" w:name="부록-appendix"/>
     <w:p>
       <w:pPr>
         <w:pStyle w:val="Heading2"/>
@@ -2285,6 +2306,113 @@
         <w:t xml:space="preserve">, Playwright E2E 19종, 골든 패스 3종 데모.</w:t>
       </w:r>
     </w:p>
+    <w:bookmarkEnd w:id="31"/>
+    <w:bookmarkStart w:id="36" w:name="e.-상세-시스템-구성도-전-컴포넌트"/>
+    <w:p>
+      <w:pPr>
+        <w:pStyle w:val="Heading3"/>
+      </w:pPr>
+      <w:r>
+        <w:t xml:space="preserve">E. 상세 시스템 구성도 (전 컴포넌트)</w:t>
+      </w:r>
+    </w:p>
+    <w:p>
+      <w:pPr>
+        <w:pStyle w:val="FirstParagraph"/>
+      </w:pPr>
+      <w:r>
+        <w:t xml:space="preserve">§2의 추상 구성도를 전 컴포넌트 수준으로 전개한 도면. 계층별 색 코딩(사용자·UI·서버/런타임·에이전트·스킬·거버넌스·데이터·모델·외부 커넥터)으로, 현재 정적 MVP 범위와 본선 승격 목표(REST API·DB+ORM)를 함께 표기한다.</w:t>
+      </w:r>
+    </w:p>
+    <w:p>
+      <w:pPr>
+        <w:pStyle w:val="CaptionedFigure"/>
+      </w:pPr>
+      <w:r>
+        <w:drawing>
+          <wp:inline>
+            <wp:extent cx="5334000" cy="3850668"/>
+            <wp:effectExtent b="0" l="0" r="0" t="0"/>
+            <wp:docPr descr="상세 시스템 구성도" title="" id="33" name="Picture"/>
+            <a:graphic>
+              <a:graphicData uri="http://schemas.openxmlformats.org/drawingml/2006/picture">
+                <pic:pic>
+                  <pic:nvPicPr>
+                    <pic:cNvPr descr="../02_제품/자산/diagrams/system-architecture-full.png" id="34" name="Picture"/>
+                    <pic:cNvPicPr>
+                      <a:picLocks noChangeArrowheads="1" noChangeAspect="1"/>
+                    </pic:cNvPicPr>
+                  </pic:nvPicPr>
+                  <pic:blipFill>
+                    <a:blip r:embed="rId32"/>
+                    <a:stretch>
+                      <a:fillRect/>
+                    </a:stretch>
+                  </pic:blipFill>
+                  <pic:spPr bwMode="auto">
+                    <a:xfrm>
+                      <a:off x="0" y="0"/>
+                      <a:ext cx="5334000" cy="3850668"/>
+                    </a:xfrm>
+                    <a:prstGeom prst="rect">
+                      <a:avLst/>
+                    </a:prstGeom>
+                    <a:noFill/>
+                    <a:ln w="9525">
+                      <a:noFill/>
+                      <a:headEnd/>
+                      <a:tailEnd/>
+                    </a:ln>
+                  </pic:spPr>
+                </pic:pic>
+              </a:graphicData>
+            </a:graphic>
+          </wp:inline>
+        </w:drawing>
+      </w:r>
+    </w:p>
+    <w:p>
+      <w:pPr>
+        <w:pStyle w:val="ImageCaption"/>
+      </w:pPr>
+      <w:r>
+        <w:t xml:space="preserve">상세 시스템 구성도</w:t>
+      </w:r>
+    </w:p>
+    <w:p>
+      <w:pPr>
+        <w:pStyle w:val="BlockText"/>
+      </w:pPr>
+      <w:r>
+        <w:t xml:space="preserve">편집 가능 원본:</w:t>
+      </w:r>
+      <w:r>
+        <w:t xml:space="preserve"> </w:t>
+      </w:r>
+      <w:hyperlink r:id="rId35">
+        <w:r>
+          <w:rPr>
+            <w:rStyle w:val="VerbatimChar"/>
+          </w:rPr>
+          <w:t xml:space="preserve">system-architecture-full.mmd</w:t>
+        </w:r>
+      </w:hyperlink>
+      <w:r>
+        <w:t xml:space="preserve"> </w:t>
+      </w:r>
+      <w:r>
+        <w:t xml:space="preserve">· 렌더:</w:t>
+      </w:r>
+      <w:r>
+        <w:t xml:space="preserve"> </w:t>
+      </w:r>
+      <w:r>
+        <w:rPr>
+          <w:rStyle w:val="VerbatimChar"/>
+        </w:rPr>
+        <w:t xml:space="preserve">node 02_제품/scripts/render_mermaid.mjs &lt;in.mmd&gt; &lt;out.png&gt; 3 classic</w:t>
+      </w:r>
+    </w:p>
     <w:p>
       <w:r>
         <w:pict>
@@ -2292,9 +2420,9 @@
         </w:pict>
       </w:r>
     </w:p>
-    <w:bookmarkEnd w:id="31"/>
-    <w:bookmarkEnd w:id="32"/>
-    <w:bookmarkStart w:id="34" w:name="기능-변경이력-change-log"/>
+    <w:bookmarkEnd w:id="36"/>
+    <w:bookmarkEnd w:id="37"/>
+    <w:bookmarkStart w:id="39" w:name="기능-변경이력-change-log"/>
     <w:p>
       <w:pPr>
         <w:pStyle w:val="Heading2"/>
@@ -2777,7 +2905,7 @@
       <w:r>
         <w:t xml:space="preserve"> </w:t>
       </w:r>
-      <w:hyperlink r:id="rId33">
+      <w:hyperlink r:id="rId38">
         <w:r>
           <w:rPr>
             <w:rStyle w:val="Hyperlink"/>
@@ -2786,8 +2914,8 @@
         </w:r>
       </w:hyperlink>
     </w:p>
-    <w:bookmarkEnd w:id="34"/>
-    <w:bookmarkEnd w:id="35"/>
+    <w:bookmarkEnd w:id="39"/>
+    <w:bookmarkEnd w:id="40"/>
     <w:sectPr>
       <w:footnotePr>
         <w:numRestart w:val="eachSect"/>
